--- a/output/books/Kir и Анфи/Глава_06_Май_2025.docx
+++ b/output/books/Kir и Анфи/Глава_06_Май_2025.docx
@@ -207,13 +207,11 @@
       </w:pPr>
       <w:r>
         <w:rPr>
-          <w:rFonts w:ascii="Times New Roman" w:hAnsi="Times New Roman" w:cs="Times New Roman" w:eastAsia="Times New Roman"/>
-          <w:b w:val="0"/>
-          <w:i w:val="0"/>
+          <w:rFonts w:ascii="Times New Roman" w:hAnsi="Times New Roman" w:eastAsia="Times New Roman"/>
           <w:color w:val="1F4E79"/>
           <w:sz w:val="24"/>
         </w:rPr>
-        <w:t>Только не у той, которая в Telegram, ну, какой-нибудь другой, потому что я пытаюсь понять, это я тупая или нейросеть?</w:t>
+        <w:t>Только не у той, которая в Telegram, ну, какой-нибудь другой, потому, что я пытаюсь понять, это я тупая или нейросеть?</w:t>
       </w:r>
     </w:p>
     <w:p>
@@ -483,13 +481,11 @@
       </w:pPr>
       <w:r>
         <w:rPr>
-          <w:rFonts w:ascii="Times New Roman" w:hAnsi="Times New Roman" w:cs="Times New Roman" w:eastAsia="Times New Roman"/>
-          <w:b w:val="0"/>
-          <w:i w:val="0"/>
+          <w:rFonts w:ascii="Times New Roman" w:hAnsi="Times New Roman" w:eastAsia="Times New Roman"/>
           <w:color w:val="1F4E79"/>
           <w:sz w:val="24"/>
         </w:rPr>
-        <w:t>В общем, я решала задачу и хотела сверить ответ с нейросетью, потому что мне нужно было, чтобы, ну, чётко убедиться, что я правильно решила или нет. И вот ботом я воспользовалась в Telegram. И он мне ответил, короче, 60. И как бы я ни прорешивала это, у меня всё равно получалось 80, потому что там реально должно быть 80. Это, видимо, там никак по-другому. Вот. И поэтому я решила сравнить как бы с другими нейросетями, чтобы они ответили.</w:t>
+        <w:t>В общем, я решала задачу и хотела сверить ответ с нейросетью, потому, что мне нужно было, чтобы, ну, чётко убедиться, что я правильно решила или нет. И. Вот ботом я воспользовалась в Telegram. И он мне ответил, короче, 60. И как-бы я ни прорешивала это, у меня всё равно получалось 80, потому, что там реально должно быть 80. Это, видимо, там никак по-другому. Вот. И. Поэтому я решила сравнить как-бы с другими нейросетями, чтобы они ответили.</w:t>
       </w:r>
     </w:p>
     <w:p>
@@ -529,13 +525,11 @@
       </w:pPr>
       <w:r>
         <w:rPr>
-          <w:rFonts w:ascii="Times New Roman" w:hAnsi="Times New Roman" w:cs="Times New Roman" w:eastAsia="Times New Roman"/>
-          <w:b w:val="0"/>
-          <w:i w:val="0"/>
+          <w:rFonts w:ascii="Times New Roman" w:hAnsi="Times New Roman" w:eastAsia="Times New Roman"/>
           <w:color w:val="C00000"/>
           <w:sz w:val="24"/>
         </w:rPr>
-        <w:t>Может, потому что в Telegram у тебя бесплатная просто, а не платная версия? Хотя типа DeepSeek бесплатно — она правильно ответила. Вот Gemini, Copilot тоже бесплатные, ну взломанные, правда, но бесплатные — они тоже ответили. Так Grok бесплатный тоже ответил, так что не знаю: этот может тупить — выбирай там другую модель какую-то, там же разные модели в Telegram есть.</w:t>
+        <w:t>Может, потому, что в Telegram у тебя бесплатная просто, а не платная версия? Хотя типа DeepSeek бесплатно — она правильно ответила. Вот Gemini, Copilot тоже бесплатные, ну взломанные, правда, но бесплатные — они тоже ответили. Так Grok бесплатный тоже ответил, так, что не знаю: этот может тупить — выбирай там другую модель какую-то, там же разные модели в Telegram есть.</w:t>
       </w:r>
     </w:p>
     <w:p>
@@ -733,13 +727,11 @@
       </w:pPr>
       <w:r>
         <w:rPr>
-          <w:rFonts w:ascii="Times New Roman" w:hAnsi="Times New Roman" w:cs="Times New Roman" w:eastAsia="Times New Roman"/>
-          <w:b w:val="0"/>
-          <w:i w:val="0"/>
+          <w:rFonts w:ascii="Times New Roman" w:hAnsi="Times New Roman" w:eastAsia="Times New Roman"/>
           <w:color w:val="C00000"/>
           <w:sz w:val="24"/>
         </w:rPr>
-        <w:t>Привет, да. Стал редактировать фотки. Делаю небольшую перестановку. Ну, как перестановку? Вещи меняю местами. И наткнулся на старые фотки. Потом думаю: почему бы не отсканировать свои детские? Вот, отсканировал. И в нейронке ещё подправил. Вообще уникально получается. Нейронка — это крутая вещь. А я перемещаюсь с одной тумбочки на другую. Просто есть тумбочка, которая закрыта всегда креслом. Такая расстановка, что вот так получается: кресло стоит, некуда ставить. И я решил, что-то, чем я пользуюсь чаще, надо переместить в ту, которая не закрыта креслом. И, короче, наткнулся на это и переключился. Сейчас всё лежит раскидано. А я думаю: нет, ну я же отредактирую, закончу и пойду дальше это делать. Ну, так бывает.</w:t>
+        <w:t>Привет, да. Стал редактировать фотки. Делаю небольшую перестановку. Ну, как перестановку? Вещи меняю местами. И наткнулся на старые фотки. Потом думаю: почему бы не отсканировать свои детские? Вот, отсканировал. И в нейронке ещё подправил. Вообще уникально получается. Нейронка — это крутая вещь. А я перемещаюсь с одной тумбочки на другую. Просто есть тумбочка, которая закрыта всегда креслом. Такая расстановка, что. Вот так получается: кресло стоит, некуда ставить. И я решил, что-то, чем я пользуюсь чаще, надо переместить в ту, которая не закрыта креслом. И, короче, наткнулся на это и переключился. Сейчас всё лежит раскидано. А я думаю: нет, ну я же отредактирую, закончу и пойду дальше это делать. Ну, так бывает.</w:t>
       </w:r>
     </w:p>
     <w:p>
@@ -779,13 +771,11 @@
       </w:pPr>
       <w:r>
         <w:rPr>
-          <w:rFonts w:ascii="Times New Roman" w:hAnsi="Times New Roman" w:cs="Times New Roman" w:eastAsia="Times New Roman"/>
-          <w:b w:val="0"/>
-          <w:i w:val="0"/>
+          <w:rFonts w:ascii="Times New Roman" w:hAnsi="Times New Roman" w:eastAsia="Times New Roman"/>
           <w:color w:val="1F4E79"/>
           <w:sz w:val="24"/>
         </w:rPr>
-        <w:t>Понятненько. Я вот сейчас поужинала недавно, в основном книги читаю, задачи решаю, а сейчас просто фигнёй занимаюсь.</w:t>
+        <w:t>Понятненько. Я. Вот сейчас поужинала недавно, в основном книги читаю, задачи решаю, а сейчас просто фигнёй занимаюсь.</w:t>
       </w:r>
     </w:p>
     <w:p>
@@ -1075,13 +1065,11 @@
       </w:pPr>
       <w:r>
         <w:rPr>
-          <w:rFonts w:ascii="Times New Roman" w:hAnsi="Times New Roman" w:cs="Times New Roman" w:eastAsia="Times New Roman"/>
-          <w:b w:val="0"/>
-          <w:i w:val="0"/>
+          <w:rFonts w:ascii="Times New Roman" w:hAnsi="Times New Roman" w:eastAsia="Times New Roman"/>
           <w:color w:val="C00000"/>
           <w:sz w:val="24"/>
         </w:rPr>
-        <w:t>Про публикацию. Я просматривал переписку и дополнить решил 🙂</w:t>
+        <w:t>Про публикацию. Я просматривал переписку и дополнить решил 🙂.</w:t>
       </w:r>
     </w:p>
     <w:p>
@@ -1764,52 +1752,6 @@
     </w:p>
     <w:p>
       <w:pPr>
-        <w:spacing w:before="200" w:after="40"/>
-        <w:ind w:firstLine="0"/>
-      </w:pPr>
-      <w:r>
-        <w:rPr>
-          <w:rFonts w:ascii="Times New Roman" w:hAnsi="Times New Roman" w:cs="Times New Roman" w:eastAsia="Times New Roman"/>
-          <w:b/>
-          <w:i w:val="0"/>
-          <w:color w:val="C00000"/>
-          <w:sz w:val="24"/>
-        </w:rPr>
-        <w:t>Kir</w:t>
-      </w:r>
-      <w:r>
-        <w:rPr>
-          <w:rFonts w:ascii="Times New Roman" w:hAnsi="Times New Roman" w:cs="Times New Roman" w:eastAsia="Times New Roman"/>
-          <w:b w:val="0"/>
-          <w:i/>
-          <w:color w:val="6B6B6B"/>
-          <w:sz w:val="18"/>
-        </w:rPr>
-        <w:t xml:space="preserve">   ·   21:55</w:t>
-      </w:r>
-    </w:p>
-    <w:p>
-      <w:pPr>
-        <w:spacing w:after="160" w:line="276" w:lineRule="auto"/>
-        <w:ind w:firstLine="425"/>
-        <w:jc w:val="both"/>
-        <w:pBdr>
-          <w:left w:val="single" w:sz="12" w:space="8" w:color="C00000"/>
-        </w:pBdr>
-      </w:pPr>
-      <w:r>
-        <w:rPr>
-          <w:rFonts w:ascii="Times New Roman" w:hAnsi="Times New Roman" w:cs="Times New Roman" w:eastAsia="Times New Roman"/>
-          <w:b w:val="0"/>
-          <w:i w:val="0"/>
-          <w:color w:val="C00000"/>
-          <w:sz w:val="24"/>
-        </w:rPr>
-        <w:t>Не забрал сегодня телефончик кнопочный, ну, вторым телефоном взял, я тебе рассказывал. Вот, сегодня попробовал. Прикольно, там реально 4G есть, ещё и этот отсек для карты памяти. Аккумулятор толстенный, несколько сантиметров толщины. Но прикольные большие кнопки на нём. Что ещё? Фонарик там включается, правда, слева почему-то, не справа. Даже камера есть, диктофон есть, и даже в календаре можно писать себе что-то, напоминание, там какие-то. Календарик, ну, простой, довольно-таки обычный, ну, кнопочный телефон просто. И тем не менее такой неплохой. Но он заряжается: лежит несколько часов, а там всего несколько процентов набралось. Но я, правда, заряжаю Xiaomi зарядкой, но какая разница, он пишет, что идёт зарядка. Попробовать родной зарядить. Короче, я пока не понимаю, что с зарядом происходит.</w:t>
-      </w:r>
-    </w:p>
-    <w:p>
-      <w:pPr>
         <w:spacing w:before="360" w:after="160"/>
         <w:ind w:firstLine="0"/>
         <w:jc w:val="left"/>
@@ -1872,98 +1814,6 @@
           <w:sz w:val="24"/>
         </w:rPr>
         <w:t>По описанию реально классный телефон.</w:t>
-      </w:r>
-    </w:p>
-    <w:p>
-      <w:pPr>
-        <w:spacing w:before="200" w:after="40"/>
-        <w:ind w:firstLine="0"/>
-      </w:pPr>
-      <w:r>
-        <w:rPr>
-          <w:rFonts w:ascii="Times New Roman" w:hAnsi="Times New Roman" w:cs="Times New Roman" w:eastAsia="Times New Roman"/>
-          <w:b/>
-          <w:i w:val="0"/>
-          <w:color w:val="C00000"/>
-          <w:sz w:val="24"/>
-        </w:rPr>
-        <w:t>Kir</w:t>
-      </w:r>
-      <w:r>
-        <w:rPr>
-          <w:rFonts w:ascii="Times New Roman" w:hAnsi="Times New Roman" w:cs="Times New Roman" w:eastAsia="Times New Roman"/>
-          <w:b w:val="0"/>
-          <w:i/>
-          <w:color w:val="6B6B6B"/>
-          <w:sz w:val="18"/>
-        </w:rPr>
-        <w:t xml:space="preserve">   ·   10:15</w:t>
-      </w:r>
-    </w:p>
-    <w:p>
-      <w:pPr>
-        <w:spacing w:after="160" w:line="276" w:lineRule="auto"/>
-        <w:ind w:firstLine="425"/>
-        <w:jc w:val="both"/>
-        <w:pBdr>
-          <w:left w:val="single" w:sz="12" w:space="8" w:color="C00000"/>
-        </w:pBdr>
-      </w:pPr>
-      <w:r>
-        <w:rPr>
-          <w:rFonts w:ascii="Times New Roman" w:hAnsi="Times New Roman" w:cs="Times New Roman" w:eastAsia="Times New Roman"/>
-          <w:b w:val="0"/>
-          <w:i w:val="0"/>
-          <w:color w:val="C00000"/>
-          <w:sz w:val="24"/>
-        </w:rPr>
-        <w:t>Короче, пошла зарядка на его родной зарядке. Вот я просто от Xiaomi подключил, она там 65 ватт, ну, быстрая зарядка, как мощная, для своего телефона быстро заряжается, хотя тоже 5000 миллиампер-часов. Но, видимо, там что-то — какая-то несовместимость: до определённого уровня заряжает, 91 процент, и всё, потом не хочет. Вот, поэтому на родную пошло, нормально. Видимо, там что-то, какая-то защита стоит, я думаю, от высокого тока. Ну, по идее, подходят более мощные на слабые, там она как-то сама конвертируется, там преобразует в нужное, и заряжается. Тут что-то пошло не так. Ну, по крайней мере, сгореть уж точно не может. Но всё равно долговато на самом деле. Если бы такой заряжать — это когда он разрядится, ну, это минимум на ночь надо ставить, его так просто не зарядить.</w:t>
-      </w:r>
-    </w:p>
-    <w:p>
-      <w:pPr>
-        <w:spacing w:before="200" w:after="40"/>
-        <w:ind w:firstLine="0"/>
-      </w:pPr>
-      <w:r>
-        <w:rPr>
-          <w:rFonts w:ascii="Times New Roman" w:hAnsi="Times New Roman" w:cs="Times New Roman" w:eastAsia="Times New Roman"/>
-          <w:b/>
-          <w:i w:val="0"/>
-          <w:color w:val="1F4E79"/>
-          <w:sz w:val="24"/>
-        </w:rPr>
-        <w:t>Анфи</w:t>
-      </w:r>
-      <w:r>
-        <w:rPr>
-          <w:rFonts w:ascii="Times New Roman" w:hAnsi="Times New Roman" w:cs="Times New Roman" w:eastAsia="Times New Roman"/>
-          <w:b w:val="0"/>
-          <w:i/>
-          <w:color w:val="6B6B6B"/>
-          <w:sz w:val="18"/>
-        </w:rPr>
-        <w:t xml:space="preserve">   ·   16:51</w:t>
-      </w:r>
-    </w:p>
-    <w:p>
-      <w:pPr>
-        <w:spacing w:after="160" w:line="276" w:lineRule="auto"/>
-        <w:ind w:firstLine="425"/>
-        <w:jc w:val="both"/>
-        <w:pBdr>
-          <w:left w:val="single" w:sz="12" w:space="8" w:color="1F4E79"/>
-        </w:pBdr>
-      </w:pPr>
-      <w:r>
-        <w:rPr>
-          <w:rFonts w:ascii="Times New Roman" w:hAnsi="Times New Roman" w:cs="Times New Roman" w:eastAsia="Times New Roman"/>
-          <w:b w:val="0"/>
-          <w:i w:val="0"/>
-          <w:color w:val="1F4E79"/>
-          <w:sz w:val="24"/>
-        </w:rPr>
-        <w:t>Родные зарядки всегда заряжают быстрее, лучше, чем вот, ну, неродные.</w:t>
       </w:r>
     </w:p>
     <w:p>
@@ -2142,52 +1992,6 @@
           <w:sz w:val="24"/>
         </w:rPr>
         <w:t>Внимание! Комментарии на этом канале закрываются.</w:t>
-      </w:r>
-    </w:p>
-    <w:p>
-      <w:pPr>
-        <w:spacing w:before="200" w:after="40"/>
-        <w:ind w:firstLine="0"/>
-      </w:pPr>
-      <w:r>
-        <w:rPr>
-          <w:rFonts w:ascii="Times New Roman" w:hAnsi="Times New Roman" w:cs="Times New Roman" w:eastAsia="Times New Roman"/>
-          <w:b/>
-          <w:i w:val="0"/>
-          <w:color w:val="C00000"/>
-          <w:sz w:val="24"/>
-        </w:rPr>
-        <w:t>Kir</w:t>
-      </w:r>
-      <w:r>
-        <w:rPr>
-          <w:rFonts w:ascii="Times New Roman" w:hAnsi="Times New Roman" w:cs="Times New Roman" w:eastAsia="Times New Roman"/>
-          <w:b w:val="0"/>
-          <w:i/>
-          <w:color w:val="6B6B6B"/>
-          <w:sz w:val="18"/>
-        </w:rPr>
-        <w:t xml:space="preserve">   ·   21:46</w:t>
-      </w:r>
-    </w:p>
-    <w:p>
-      <w:pPr>
-        <w:spacing w:after="160" w:line="276" w:lineRule="auto"/>
-        <w:ind w:firstLine="425"/>
-        <w:jc w:val="both"/>
-        <w:pBdr>
-          <w:left w:val="single" w:sz="12" w:space="8" w:color="C00000"/>
-        </w:pBdr>
-      </w:pPr>
-      <w:r>
-        <w:rPr>
-          <w:rFonts w:ascii="Times New Roman" w:hAnsi="Times New Roman" w:cs="Times New Roman" w:eastAsia="Times New Roman"/>
-          <w:b w:val="0"/>
-          <w:i w:val="0"/>
-          <w:color w:val="C00000"/>
-          <w:sz w:val="24"/>
-        </w:rPr>
-        <w:t>Почему?</w:t>
       </w:r>
     </w:p>
     <w:p>
@@ -2727,13 +2531,11 @@
       </w:pPr>
       <w:r>
         <w:rPr>
-          <w:rFonts w:ascii="Times New Roman" w:hAnsi="Times New Roman" w:cs="Times New Roman" w:eastAsia="Times New Roman"/>
-          <w:b w:val="0"/>
-          <w:i w:val="0"/>
+          <w:rFonts w:ascii="Times New Roman" w:hAnsi="Times New Roman" w:eastAsia="Times New Roman"/>
           <w:color w:val="1F4E79"/>
           <w:sz w:val="24"/>
         </w:rPr>
-        <w:t>Вот я заметила: пока у меня была включена концентрация — ну, это такая фигня, типа, функция такая, долго рассказывать, можешь в настройках подобное поискать, это чтобы на работе можно было сосредоточиться, и отвлекающие приложения там, типа, добавляешь, отмечаешь, какие отвлекающие, и они, как бы, проще говоря, не работают. Это если вообще не вдаваться в подробности. И вообще я на ночь телефон выключаю, и всё нормально было. Но сейчас у меня концентрация не включена, и телефон включён. Поэтому вот так вот.</w:t>
+        <w:t>Вот я заметила: пока у меня была включена концентрация — ну, это такая фигня, типа, функция такая, долго рассказывать, можешь в настройках подобное поискать, это, чтобы на работе можно было сосредоточиться, и отвлекающие приложения там, типа, добавляешь, отмечаешь, какие отвлекающие, и они, как-бы, проще говоря, не работают. Это, если вообще не вдаваться в подробности. И вообще я на ночь телефон выключаю, и всё нормально было. Но сейчас у меня концентрация не включена, и телефон включён. Поэтому. Вот так вот.</w:t>
       </w:r>
     </w:p>
     <w:p>
